--- a/Homework/04-Bitterlich.docx
+++ b/Homework/04-Bitterlich.docx
@@ -13,36 +13,7 @@
     </w:p>
     <w:p>
       <w:pPr>
-        <w:spacing w:after="0" w:line="240" w:lineRule="auto"/>
-        <w:rPr>
-          <w:rFonts w:ascii="Times New Roman" w:hAnsi="Times New Roman" w:cs="Times New Roman"/>
-        </w:rPr>
-      </w:pPr>
-      <w:r>
-        <w:rPr>
-          <w:rFonts w:ascii="Times New Roman" w:hAnsi="Times New Roman" w:cs="Times New Roman"/>
-          <w:b/>
-        </w:rPr>
-        <w:t xml:space="preserve">Disciplina: </w:t>
-      </w:r>
-      <w:r>
-        <w:rPr>
-          <w:rFonts w:ascii="Times New Roman" w:hAnsi="Times New Roman" w:cs="Times New Roman"/>
-          <w:b/>
-        </w:rPr>
-        <w:t>Inventário</w:t>
-      </w:r>
-      <w:r>
-        <w:rPr>
-          <w:rFonts w:ascii="Times New Roman" w:hAnsi="Times New Roman" w:cs="Times New Roman"/>
-          <w:b/>
-        </w:rPr>
-        <w:t xml:space="preserve"> Florestal</w:t>
-      </w:r>
-    </w:p>
-    <w:p>
-      <w:pPr>
-        <w:spacing w:after="0" w:line="240" w:lineRule="auto"/>
+        <w:spacing w:line="200" w:lineRule="exact"/>
         <w:rPr>
           <w:rFonts w:ascii="Times New Roman" w:hAnsi="Times New Roman" w:cs="Times New Roman"/>
           <w:b/>
@@ -53,12 +24,12 @@
           <w:rFonts w:ascii="Times New Roman" w:hAnsi="Times New Roman" w:cs="Times New Roman"/>
           <w:b/>
         </w:rPr>
-        <w:t>Docente: Dr. Deivison Venicio Souza</w:t>
+        <w:t>Disciplina: Inventário Florestal (FL03039 - EF)</w:t>
       </w:r>
     </w:p>
     <w:p>
       <w:pPr>
-        <w:spacing w:after="0" w:line="240" w:lineRule="auto"/>
+        <w:spacing w:line="200" w:lineRule="exact"/>
         <w:rPr>
           <w:rFonts w:ascii="Times New Roman" w:hAnsi="Times New Roman" w:cs="Times New Roman"/>
           <w:b/>
@@ -69,7 +40,7 @@
           <w:rFonts w:ascii="Times New Roman" w:hAnsi="Times New Roman" w:cs="Times New Roman"/>
           <w:b/>
         </w:rPr>
-        <w:t>Discente:_________________________________ Matrícula:____________________</w:t>
+        <w:t>Docente: Deivison Venicio Souza</w:t>
       </w:r>
     </w:p>
     <w:p>
@@ -77,8 +48,60 @@
         <w:spacing w:line="200" w:lineRule="exact"/>
         <w:rPr>
           <w:rFonts w:ascii="Times New Roman" w:hAnsi="Times New Roman" w:cs="Times New Roman"/>
+          <w:b/>
         </w:rPr>
       </w:pPr>
+      <w:r>
+        <w:rPr>
+          <w:rFonts w:ascii="Times New Roman" w:hAnsi="Times New Roman" w:cs="Times New Roman"/>
+          <w:b/>
+        </w:rPr>
+        <w:t>Discente:_______________________________________</w:t>
+      </w:r>
+      <w:r>
+        <w:rPr>
+          <w:rFonts w:ascii="Times New Roman" w:hAnsi="Times New Roman" w:cs="Times New Roman"/>
+          <w:b/>
+        </w:rPr>
+        <w:t>____</w:t>
+      </w:r>
+      <w:r>
+        <w:rPr>
+          <w:rFonts w:ascii="Times New Roman" w:hAnsi="Times New Roman" w:cs="Times New Roman"/>
+          <w:b/>
+        </w:rPr>
+        <w:t>Matrícula:</w:t>
+      </w:r>
+      <w:r>
+        <w:rPr>
+          <w:rFonts w:ascii="Times New Roman" w:hAnsi="Times New Roman" w:cs="Times New Roman"/>
+          <w:b/>
+        </w:rPr>
+        <w:t>__</w:t>
+      </w:r>
+      <w:r>
+        <w:rPr>
+          <w:rFonts w:ascii="Times New Roman" w:hAnsi="Times New Roman" w:cs="Times New Roman"/>
+          <w:b/>
+        </w:rPr>
+        <w:t>_______________</w:t>
+      </w:r>
+    </w:p>
+    <w:p>
+      <w:pPr>
+        <w:spacing w:line="200" w:lineRule="exact"/>
+        <w:rPr>
+          <w:rFonts w:ascii="Times New Roman" w:hAnsi="Times New Roman" w:cs="Times New Roman"/>
+          <w:b/>
+        </w:rPr>
+      </w:pPr>
+      <w:r>
+        <w:rPr>
+          <w:rFonts w:ascii="Times New Roman" w:hAnsi="Times New Roman" w:cs="Times New Roman"/>
+          <w:b/>
+        </w:rPr>
+        <w:t>Prazo de entrega:</w:t>
+      </w:r>
     </w:p>
     <w:p>
       <w:pPr>
@@ -296,6 +319,7 @@
         </w:rPr>
         <w:t xml:space="preserve">= </w:t>
       </w:r>
+      <w:proofErr w:type="gramStart"/>
       <w:r>
         <w:rPr>
           <w:rFonts w:ascii="Times New Roman" w:hAnsi="Times New Roman" w:cs="Times New Roman"/>
@@ -304,6 +328,7 @@
         </w:rPr>
         <w:t>0,00007423.d</w:t>
       </w:r>
+      <w:proofErr w:type="gramEnd"/>
       <w:r>
         <w:rPr>
           <w:rFonts w:ascii="Times New Roman" w:hAnsi="Times New Roman" w:cs="Times New Roman"/>
@@ -9877,6 +9902,7 @@
           <w:sz w:val="20"/>
           <w:szCs w:val="20"/>
         </w:rPr>
+        <w:lastRenderedPageBreak/>
         <w:t>Calcular o volume de cada árvore inventariad</w:t>
       </w:r>
       <w:r>
@@ -9986,8 +10012,18 @@
           <w:sz w:val="20"/>
           <w:szCs w:val="20"/>
         </w:rPr>
-        <w:t xml:space="preserve"> m².ha</w:t>
+        <w:t xml:space="preserve"> m</w:t>
       </w:r>
+      <w:proofErr w:type="gramStart"/>
+      <w:r>
+        <w:rPr>
+          <w:rFonts w:ascii="Times New Roman" w:hAnsi="Times New Roman" w:cs="Times New Roman"/>
+          <w:sz w:val="20"/>
+          <w:szCs w:val="20"/>
+        </w:rPr>
+        <w:t>².ha</w:t>
+      </w:r>
+      <w:proofErr w:type="gramEnd"/>
       <w:r>
         <w:rPr>
           <w:rFonts w:ascii="Times New Roman" w:hAnsi="Times New Roman" w:cs="Times New Roman"/>
@@ -10041,7 +10077,6 @@
           <w:sz w:val="20"/>
           <w:szCs w:val="20"/>
         </w:rPr>
-        <w:lastRenderedPageBreak/>
         <w:t>Calcular o número de árvores por hectare</w:t>
       </w:r>
       <w:r>
@@ -10058,8 +10093,18 @@
           <w:sz w:val="20"/>
           <w:szCs w:val="20"/>
         </w:rPr>
-        <w:t xml:space="preserve"> árvore.ha</w:t>
+        <w:t xml:space="preserve"> </w:t>
       </w:r>
+      <w:proofErr w:type="gramStart"/>
+      <w:r>
+        <w:rPr>
+          <w:rFonts w:ascii="Times New Roman" w:hAnsi="Times New Roman" w:cs="Times New Roman"/>
+          <w:sz w:val="20"/>
+          <w:szCs w:val="20"/>
+        </w:rPr>
+        <w:t>árvore.ha</w:t>
+      </w:r>
+      <w:proofErr w:type="gramEnd"/>
       <w:r>
         <w:rPr>
           <w:rFonts w:ascii="Times New Roman" w:hAnsi="Times New Roman" w:cs="Times New Roman"/>
@@ -10129,8 +10174,18 @@
           <w:sz w:val="20"/>
           <w:szCs w:val="20"/>
         </w:rPr>
-        <w:t>m³.ha</w:t>
+        <w:t>m</w:t>
       </w:r>
+      <w:proofErr w:type="gramStart"/>
+      <w:r>
+        <w:rPr>
+          <w:rFonts w:ascii="Times New Roman" w:hAnsi="Times New Roman" w:cs="Times New Roman"/>
+          <w:sz w:val="20"/>
+          <w:szCs w:val="20"/>
+        </w:rPr>
+        <w:t>³.ha</w:t>
+      </w:r>
+      <w:proofErr w:type="gramEnd"/>
       <w:r>
         <w:rPr>
           <w:rFonts w:ascii="Times New Roman" w:hAnsi="Times New Roman" w:cs="Times New Roman"/>
@@ -10299,46 +10354,10 @@
                 <w:sz w:val="24"/>
                 <w:szCs w:val="24"/>
               </w:rPr>
-              <w:t>G ( m².ha</w:t>
-            </w:r>
-            <w:r>
-              <w:rPr>
-                <w:rFonts w:ascii="Times New Roman" w:eastAsia="Times New Roman" w:hAnsi="Times New Roman" w:cs="Times New Roman"/>
-                <w:color w:val="FFFFFF" w:themeColor="background1"/>
-                <w:sz w:val="24"/>
-                <w:szCs w:val="24"/>
-                <w:vertAlign w:val="superscript"/>
-              </w:rPr>
-              <w:t>-1</w:t>
-            </w:r>
-            <w:r>
-              <w:rPr>
-                <w:rFonts w:ascii="Times New Roman" w:eastAsia="Times New Roman" w:hAnsi="Times New Roman" w:cs="Times New Roman"/>
-                <w:color w:val="FFFFFF" w:themeColor="background1"/>
-                <w:sz w:val="24"/>
-                <w:szCs w:val="24"/>
-              </w:rPr>
-              <w:t>)</w:t>
-            </w:r>
-          </w:p>
-        </w:tc>
-        <w:tc>
-          <w:tcPr>
-            <w:tcW w:w="1340" w:type="pct"/>
-            <w:tcBorders>
-              <w:top w:val="single" w:sz="8" w:space="0" w:color="000000"/>
-              <w:left w:val="nil"/>
-              <w:bottom w:val="single" w:sz="8" w:space="0" w:color="000000"/>
-              <w:right w:val="nil"/>
-            </w:tcBorders>
-            <w:shd w:val="clear" w:color="196B24" w:fill="196B24"/>
-            <w:vAlign w:val="center"/>
-            <w:hideMark/>
-          </w:tcPr>
-          <w:p>
-            <w:pPr>
-              <w:spacing w:after="0" w:line="240" w:lineRule="auto"/>
-              <w:jc w:val="center"/>
+              <w:t xml:space="preserve">G </w:t>
+            </w:r>
+            <w:proofErr w:type="gramStart"/>
+            <w:r>
               <w:rPr>
                 <w:rFonts w:ascii="Times New Roman" w:eastAsia="Times New Roman" w:hAnsi="Times New Roman" w:cs="Times New Roman"/>
                 <w:b/>
@@ -10347,7 +10366,9 @@
                 <w:sz w:val="24"/>
                 <w:szCs w:val="24"/>
               </w:rPr>
-            </w:pPr>
+              <w:t>( m</w:t>
+            </w:r>
+            <w:proofErr w:type="gramEnd"/>
             <w:r>
               <w:rPr>
                 <w:rFonts w:ascii="Times New Roman" w:eastAsia="Times New Roman" w:hAnsi="Times New Roman" w:cs="Times New Roman"/>
@@ -10357,7 +10378,7 @@
                 <w:sz w:val="24"/>
                 <w:szCs w:val="24"/>
               </w:rPr>
-              <w:t>N ( Árvore.ha</w:t>
+              <w:t>².ha</w:t>
             </w:r>
             <w:r>
               <w:rPr>
@@ -10415,7 +10436,102 @@
                 <w:sz w:val="24"/>
                 <w:szCs w:val="24"/>
               </w:rPr>
-              <w:t>V ( m³.ha</w:t>
+              <w:t xml:space="preserve">N </w:t>
+            </w:r>
+            <w:proofErr w:type="gramStart"/>
+            <w:r>
+              <w:rPr>
+                <w:rFonts w:ascii="Times New Roman" w:eastAsia="Times New Roman" w:hAnsi="Times New Roman" w:cs="Times New Roman"/>
+                <w:b/>
+                <w:bCs/>
+                <w:color w:val="FFFFFF" w:themeColor="background1"/>
+                <w:sz w:val="24"/>
+                <w:szCs w:val="24"/>
+              </w:rPr>
+              <w:t>( Árvore.ha</w:t>
+            </w:r>
+            <w:proofErr w:type="gramEnd"/>
+            <w:r>
+              <w:rPr>
+                <w:rFonts w:ascii="Times New Roman" w:eastAsia="Times New Roman" w:hAnsi="Times New Roman" w:cs="Times New Roman"/>
+                <w:color w:val="FFFFFF" w:themeColor="background1"/>
+                <w:sz w:val="24"/>
+                <w:szCs w:val="24"/>
+                <w:vertAlign w:val="superscript"/>
+              </w:rPr>
+              <w:t>-1</w:t>
+            </w:r>
+            <w:r>
+              <w:rPr>
+                <w:rFonts w:ascii="Times New Roman" w:eastAsia="Times New Roman" w:hAnsi="Times New Roman" w:cs="Times New Roman"/>
+                <w:color w:val="FFFFFF" w:themeColor="background1"/>
+                <w:sz w:val="24"/>
+                <w:szCs w:val="24"/>
+              </w:rPr>
+              <w:t>)</w:t>
+            </w:r>
+          </w:p>
+        </w:tc>
+        <w:tc>
+          <w:tcPr>
+            <w:tcW w:w="1340" w:type="pct"/>
+            <w:tcBorders>
+              <w:top w:val="single" w:sz="8" w:space="0" w:color="000000"/>
+              <w:left w:val="nil"/>
+              <w:bottom w:val="single" w:sz="8" w:space="0" w:color="000000"/>
+              <w:right w:val="nil"/>
+            </w:tcBorders>
+            <w:shd w:val="clear" w:color="196B24" w:fill="196B24"/>
+            <w:vAlign w:val="center"/>
+            <w:hideMark/>
+          </w:tcPr>
+          <w:p>
+            <w:pPr>
+              <w:spacing w:after="0" w:line="240" w:lineRule="auto"/>
+              <w:jc w:val="center"/>
+              <w:rPr>
+                <w:rFonts w:ascii="Times New Roman" w:eastAsia="Times New Roman" w:hAnsi="Times New Roman" w:cs="Times New Roman"/>
+                <w:b/>
+                <w:bCs/>
+                <w:color w:val="FFFFFF" w:themeColor="background1"/>
+                <w:sz w:val="24"/>
+                <w:szCs w:val="24"/>
+              </w:rPr>
+            </w:pPr>
+            <w:r>
+              <w:rPr>
+                <w:rFonts w:ascii="Times New Roman" w:eastAsia="Times New Roman" w:hAnsi="Times New Roman" w:cs="Times New Roman"/>
+                <w:b/>
+                <w:bCs/>
+                <w:color w:val="FFFFFF" w:themeColor="background1"/>
+                <w:sz w:val="24"/>
+                <w:szCs w:val="24"/>
+              </w:rPr>
+              <w:t xml:space="preserve">V </w:t>
+            </w:r>
+            <w:proofErr w:type="gramStart"/>
+            <w:r>
+              <w:rPr>
+                <w:rFonts w:ascii="Times New Roman" w:eastAsia="Times New Roman" w:hAnsi="Times New Roman" w:cs="Times New Roman"/>
+                <w:b/>
+                <w:bCs/>
+                <w:color w:val="FFFFFF" w:themeColor="background1"/>
+                <w:sz w:val="24"/>
+                <w:szCs w:val="24"/>
+              </w:rPr>
+              <w:t>( m</w:t>
+            </w:r>
+            <w:proofErr w:type="gramEnd"/>
+            <w:r>
+              <w:rPr>
+                <w:rFonts w:ascii="Times New Roman" w:eastAsia="Times New Roman" w:hAnsi="Times New Roman" w:cs="Times New Roman"/>
+                <w:b/>
+                <w:bCs/>
+                <w:color w:val="FFFFFF" w:themeColor="background1"/>
+                <w:sz w:val="24"/>
+                <w:szCs w:val="24"/>
+              </w:rPr>
+              <w:t>³.ha</w:t>
             </w:r>
             <w:r>
               <w:rPr>
@@ -11523,8 +11639,20 @@
           <w:sz w:val="20"/>
           <w:szCs w:val="20"/>
         </w:rPr>
-        <w:t xml:space="preserve"> (m².ha</w:t>
+        <w:t xml:space="preserve"> (m</w:t>
       </w:r>
+      <w:proofErr w:type="gramStart"/>
+      <w:r>
+        <w:rPr>
+          <w:rFonts w:ascii="Times New Roman" w:hAnsi="Times New Roman" w:cs="Times New Roman"/>
+          <w:b/>
+          <w:bCs/>
+          <w:sz w:val="20"/>
+          <w:szCs w:val="20"/>
+        </w:rPr>
+        <w:t>².ha</w:t>
+      </w:r>
+      <w:proofErr w:type="gramEnd"/>
       <w:r>
         <w:rPr>
           <w:rFonts w:ascii="Times New Roman" w:hAnsi="Times New Roman" w:cs="Times New Roman"/>
@@ -11655,6 +11783,7 @@
         </w:rPr>
         <w:t xml:space="preserve"> (</w:t>
       </w:r>
+      <w:proofErr w:type="gramStart"/>
       <w:r>
         <w:rPr>
           <w:rFonts w:ascii="Times New Roman" w:hAnsi="Times New Roman" w:cs="Times New Roman"/>
@@ -11675,6 +11804,7 @@
         </w:rPr>
         <w:t>.ha</w:t>
       </w:r>
+      <w:proofErr w:type="gramEnd"/>
       <w:r>
         <w:rPr>
           <w:rFonts w:ascii="Times New Roman" w:hAnsi="Times New Roman" w:cs="Times New Roman"/>
@@ -12039,7 +12169,18 @@
           <w:sz w:val="20"/>
           <w:szCs w:val="20"/>
         </w:rPr>
-        <w:t>m³</w:t>
+        <w:t>m</w:t>
+      </w:r>
+      <w:proofErr w:type="gramStart"/>
+      <w:r>
+        <w:rPr>
+          <w:rFonts w:ascii="Times New Roman" w:hAnsi="Times New Roman" w:cs="Times New Roman"/>
+          <w:b/>
+          <w:bCs/>
+          <w:sz w:val="20"/>
+          <w:szCs w:val="20"/>
+        </w:rPr>
+        <w:t>³</w:t>
       </w:r>
       <w:r>
         <w:rPr>
@@ -12051,6 +12192,7 @@
         </w:rPr>
         <w:t>.ha</w:t>
       </w:r>
+      <w:proofErr w:type="gramEnd"/>
       <w:r>
         <w:rPr>
           <w:rFonts w:ascii="Times New Roman" w:hAnsi="Times New Roman" w:cs="Times New Roman"/>
@@ -12431,54 +12573,17 @@
         <w:b/>
       </w:rPr>
     </w:pPr>
-  </w:p>
-  <w:p>
-    <w:pPr>
-      <w:spacing w:after="29" w:line="240" w:lineRule="auto"/>
-      <w:ind w:left="360"/>
-      <w:jc w:val="center"/>
+    <w:r>
       <w:rPr>
         <w:rFonts w:ascii="Times New Roman" w:hAnsi="Times New Roman"/>
         <w:b/>
-      </w:rPr>
-    </w:pPr>
-    <w:r>
-      <w:rPr>
         <w:noProof/>
       </w:rPr>
       <w:drawing>
-        <wp:anchor distT="0" distB="0" distL="114300" distR="114300" simplePos="0" relativeHeight="251658240" behindDoc="1" locked="0" layoutInCell="1" allowOverlap="1" wp14:anchorId="5AACD1C7" wp14:editId="403036C5">
-          <wp:simplePos x="0" y="0"/>
-          <wp:positionH relativeFrom="column">
-            <wp:posOffset>-103782</wp:posOffset>
-          </wp:positionH>
-          <wp:positionV relativeFrom="paragraph">
-            <wp:posOffset>-84338</wp:posOffset>
-          </wp:positionV>
-          <wp:extent cx="1118586" cy="1118586"/>
+        <wp:inline distT="0" distB="0" distL="0" distR="0" wp14:anchorId="74C54261" wp14:editId="54E50A46">
+          <wp:extent cx="3854450" cy="1517486"/>
           <wp:effectExtent l="0" t="0" r="0" b="0"/>
-          <wp:wrapTight wrapText="bothSides">
-            <wp:wrapPolygon edited="0">
-              <wp:start x="7359" y="0"/>
-              <wp:lineTo x="4784" y="1104"/>
-              <wp:lineTo x="368" y="4784"/>
-              <wp:lineTo x="0" y="7727"/>
-              <wp:lineTo x="0" y="13983"/>
-              <wp:lineTo x="1840" y="17663"/>
-              <wp:lineTo x="1840" y="18031"/>
-              <wp:lineTo x="6624" y="21342"/>
-              <wp:lineTo x="7359" y="21342"/>
-              <wp:lineTo x="14719" y="21342"/>
-              <wp:lineTo x="15455" y="21342"/>
-              <wp:lineTo x="20239" y="18031"/>
-              <wp:lineTo x="21342" y="15087"/>
-              <wp:lineTo x="21342" y="4784"/>
-              <wp:lineTo x="17295" y="1104"/>
-              <wp:lineTo x="14719" y="0"/>
-              <wp:lineTo x="7359" y="0"/>
-            </wp:wrapPolygon>
-          </wp:wrapTight>
-          <wp:docPr id="1941349504" name="Imagem 4" descr="Uma imagem contendo Interface gráfica do usuário&#10;&#10;Descrição gerada automaticamente"/>
+          <wp:docPr id="1797412305" name="Imagem 1" descr="Texto&#10;&#10;Descrição gerada automaticamente"/>
           <wp:cNvGraphicFramePr>
             <a:graphicFrameLocks xmlns:a="http://schemas.openxmlformats.org/drawingml/2006/main" noChangeAspect="1"/>
           </wp:cNvGraphicFramePr>
@@ -12486,7 +12591,7 @@
             <a:graphicData uri="http://schemas.openxmlformats.org/drawingml/2006/picture">
               <pic:pic xmlns:pic="http://schemas.openxmlformats.org/drawingml/2006/picture">
                 <pic:nvPicPr>
-                  <pic:cNvPr id="1941349504" name="Imagem 4" descr="Uma imagem contendo Interface gráfica do usuário&#10;&#10;Descrição gerada automaticamente"/>
+                  <pic:cNvPr id="1797412305" name="Imagem 1" descr="Texto&#10;&#10;Descrição gerada automaticamente"/>
                   <pic:cNvPicPr/>
                 </pic:nvPicPr>
                 <pic:blipFill>
@@ -12502,9 +12607,9 @@
                   </a:stretch>
                 </pic:blipFill>
                 <pic:spPr>
-                  <a:xfrm flipH="1">
+                  <a:xfrm>
                     <a:off x="0" y="0"/>
-                    <a:ext cx="1118586" cy="1118586"/>
+                    <a:ext cx="3863051" cy="1520872"/>
                   </a:xfrm>
                   <a:prstGeom prst="rect">
                     <a:avLst/>
@@ -12513,95 +12618,8 @@
               </pic:pic>
             </a:graphicData>
           </a:graphic>
-        </wp:anchor>
+        </wp:inline>
       </w:drawing>
-    </w:r>
-  </w:p>
-  <w:p>
-    <w:pPr>
-      <w:spacing w:after="29" w:line="240" w:lineRule="auto"/>
-      <w:ind w:left="360"/>
-      <w:jc w:val="center"/>
-      <w:rPr>
-        <w:rFonts w:ascii="Times New Roman" w:hAnsi="Times New Roman"/>
-      </w:rPr>
-    </w:pPr>
-    <w:r>
-      <w:rPr>
-        <w:rFonts w:ascii="Times New Roman" w:hAnsi="Times New Roman"/>
-        <w:b/>
-      </w:rPr>
-      <w:t>Ministério da Educação</w:t>
-    </w:r>
-  </w:p>
-  <w:p>
-    <w:pPr>
-      <w:tabs>
-        <w:tab w:val="left" w:pos="1433"/>
-        <w:tab w:val="center" w:pos="4432"/>
-      </w:tabs>
-      <w:spacing w:after="29" w:line="240" w:lineRule="auto"/>
-      <w:ind w:left="360"/>
-      <w:rPr>
-        <w:rFonts w:ascii="Times New Roman" w:hAnsi="Times New Roman"/>
-      </w:rPr>
-    </w:pPr>
-    <w:r>
-      <w:rPr>
-        <w:rFonts w:ascii="Times New Roman" w:hAnsi="Times New Roman"/>
-        <w:b/>
-      </w:rPr>
-      <w:tab/>
-    </w:r>
-    <w:r>
-      <w:rPr>
-        <w:rFonts w:ascii="Times New Roman" w:hAnsi="Times New Roman"/>
-        <w:b/>
-      </w:rPr>
-      <w:tab/>
-    </w:r>
-    <w:r>
-      <w:rPr>
-        <w:rFonts w:ascii="Times New Roman" w:hAnsi="Times New Roman"/>
-        <w:b/>
-      </w:rPr>
-      <w:t>Universidade Federal do Pará</w:t>
-    </w:r>
-  </w:p>
-  <w:p>
-    <w:pPr>
-      <w:spacing w:after="29" w:line="240" w:lineRule="auto"/>
-      <w:ind w:left="360"/>
-      <w:jc w:val="center"/>
-      <w:rPr>
-        <w:rFonts w:ascii="Times New Roman" w:hAnsi="Times New Roman"/>
-        <w:b/>
-      </w:rPr>
-    </w:pPr>
-    <w:r>
-      <w:rPr>
-        <w:rFonts w:ascii="Times New Roman" w:hAnsi="Times New Roman"/>
-        <w:b/>
-      </w:rPr>
-      <w:t>Faculdade de Engenharia Florestal</w:t>
-    </w:r>
-  </w:p>
-  <w:p>
-    <w:pPr>
-      <w:spacing w:after="29" w:line="240" w:lineRule="auto"/>
-      <w:ind w:left="360"/>
-      <w:jc w:val="center"/>
-      <w:rPr>
-        <w:rFonts w:ascii="Times New Roman" w:hAnsi="Times New Roman"/>
-        <w:b/>
-      </w:rPr>
-    </w:pPr>
-    <w:r>
-      <w:rPr>
-        <w:rFonts w:ascii="Times New Roman" w:hAnsi="Times New Roman"/>
-        <w:b/>
-      </w:rPr>
-      <w:t xml:space="preserve">Laboratório de Manejo Florestal, Tecnologias e </w:t>
     </w:r>
   </w:p>
   <w:p>
@@ -12613,13 +12631,6 @@
         <w:b/>
       </w:rPr>
     </w:pPr>
-    <w:r>
-      <w:rPr>
-        <w:rFonts w:ascii="Times New Roman" w:hAnsi="Times New Roman"/>
-        <w:b/>
-      </w:rPr>
-      <w:t>Comunidades Amazônicas</w:t>
-    </w:r>
     <w:r>
       <w:rPr>
         <w:rFonts w:ascii="Times New Roman" w:hAnsi="Times New Roman" w:cs="Times New Roman"/>
